--- a/docs/onboarding/Onboarding-Guide-New-Hire.docx
+++ b/docs/onboarding/Onboarding-Guide-New-Hire.docx
@@ -2914,7 +2914,21 @@
         <w:rPr>
           <w:rFonts w:ascii="Arial" w:cs="Arial" w:eastAsia="Arial" w:hAnsi="Arial"/>
         </w:rPr>
-        <w:t xml:space="preserve">Practise the test-out with your mentor, then submit the gate step. Your manager reviews and signs it off.</w:t>
+        <w:t xml:space="preserve">Practise the test-out with your mentor, then open the gate step and click </w:t>
+      </w:r>
+      <w:r>
+        <w:rPr>
+          <w:rFonts w:ascii="Arial" w:cs="Arial" w:eastAsia="Arial" w:hAnsi="Arial"/>
+          <w:b/>
+          <w:bCs/>
+        </w:rPr>
+        <w:t xml:space="preserve">Submit for sign-off</w:t>
+      </w:r>
+      <w:r>
+        <w:rPr>
+          <w:rFonts w:ascii="Arial" w:cs="Arial" w:eastAsia="Arial" w:hAnsi="Arial"/>
+        </w:rPr>
+        <w:t xml:space="preserve">. Your mentor adds a recommendation, then your manager signs it off.</w:t>
       </w:r>
     </w:p>
     <w:p>
@@ -2930,7 +2944,21 @@
         <w:rPr>
           <w:rFonts w:ascii="Arial" w:cs="Arial" w:eastAsia="Arial" w:hAnsi="Arial"/>
         </w:rPr>
-        <w:t xml:space="preserve">Signing off unlocks the next 30-day stage on My ramp.</w:t>
+        <w:t xml:space="preserve">Signing off the last gate assigns the next 30-day stage; it appears on My ramp and you get a </w:t>
+      </w:r>
+      <w:r>
+        <w:rPr>
+          <w:rFonts w:ascii="Arial" w:cs="Arial" w:eastAsia="Arial" w:hAnsi="Arial"/>
+          <w:b/>
+          <w:bCs/>
+        </w:rPr>
+        <w:t xml:space="preserve">Next program assigned</w:t>
+      </w:r>
+      <w:r>
+        <w:rPr>
+          <w:rFonts w:ascii="Arial" w:cs="Arial" w:eastAsia="Arial" w:hAnsi="Arial"/>
+        </w:rPr>
+        <w:t xml:space="preserve"> notice.</w:t>
       </w:r>
     </w:p>
     <w:p>
@@ -2954,7 +2982,7 @@
         <w:rPr>
           <w:rFonts w:ascii="Arial" w:cs="Arial" w:eastAsia="Arial" w:hAnsi="Arial"/>
         </w:rPr>
-        <w:t xml:space="preserve"> You can take a stage's gates as soon as you're ready. When your manager signs them off, any steps still open close as tested out and the next stage opens.</w:t>
+        <w:t xml:space="preserve"> You can take a stage's gates as soon as you're ready, even in a part of the stage that is still locked: My ramp lists them under that part. When your manager signs them off, any steps still open close as tested out and the next stage opens.</w:t>
       </w:r>
     </w:p>
     <w:p>
@@ -3506,7 +3534,35 @@
         <w:rPr>
           <w:rFonts w:ascii="Arial" w:cs="Arial" w:eastAsia="Arial" w:hAnsi="Arial"/>
         </w:rPr>
-        <w:t xml:space="preserve">Pick a scenario, then answer by </w:t>
+        <w:t xml:space="preserve">Choose </w:t>
+      </w:r>
+      <w:r>
+        <w:rPr>
+          <w:rFonts w:ascii="Arial" w:cs="Arial" w:eastAsia="Arial" w:hAnsi="Arial"/>
+          <w:b/>
+          <w:bCs/>
+        </w:rPr>
+        <w:t xml:space="preserve">Free practice</w:t>
+      </w:r>
+      <w:r>
+        <w:rPr>
+          <w:rFonts w:ascii="Arial" w:cs="Arial" w:eastAsia="Arial" w:hAnsi="Arial"/>
+        </w:rPr>
+        <w:t xml:space="preserve">, then pick a scenario under </w:t>
+      </w:r>
+      <w:r>
+        <w:rPr>
+          <w:rFonts w:ascii="Arial" w:cs="Arial" w:eastAsia="Arial" w:hAnsi="Arial"/>
+          <w:b/>
+          <w:bCs/>
+        </w:rPr>
+        <w:t xml:space="preserve">From playbooks</w:t>
+      </w:r>
+      <w:r>
+        <w:rPr>
+          <w:rFonts w:ascii="Arial" w:cs="Arial" w:eastAsia="Arial" w:hAnsi="Arial"/>
+        </w:rPr>
+        <w:t xml:space="preserve"> (the page may open on a practice scenario, which is video only). Answer by </w:t>
       </w:r>
       <w:r>
         <w:rPr>
